--- a/Teknik-Tenaga-Listrik/Modul-Word/Modul-1-Konsep-Dasar-Sistem-Tenaga-Listrik.docx
+++ b/Teknik-Tenaga-Listrik/Modul-Word/Modul-1-Konsep-Dasar-Sistem-Tenaga-Listrik.docx
@@ -2832,7 +2832,9 @@
           <w:color w:val="1F3864"/>
           <w:sz w:val="28"/>
         </w:rPr>
-        <w:t>APA ITU SISTEM TENAGA LISTRIK?</w:t>
+        <w:t>APA ITU</w:t>
+        <w:br/>
+        <w:t>SISTEM TENAGA LISTRIK?</w:t>
       </w:r>
     </w:p>
     <w:p>
@@ -3838,7 +3840,9 @@
           <w:color w:val="1F3864"/>
           <w:sz w:val="28"/>
         </w:rPr>
-        <w:t>BAGIAN-BAGIAN SISTEM DAN TINGKAT TEGANGAN</w:t>
+        <w:t>BAGIAN-BAGIAN SISTEM</w:t>
+        <w:br/>
+        <w:t>DAN TINGKAT TEGANGAN</w:t>
       </w:r>
     </w:p>
     <w:p>
@@ -5213,7 +5217,9 @@
           <w:color w:val="1F3864"/>
           <w:sz w:val="28"/>
         </w:rPr>
-        <w:t>TEGANGAN, ARUS, DAYA, DAN FAKTOR DAYA</w:t>
+        <w:t>TEGANGAN, ARUS,</w:t>
+        <w:br/>
+        <w:t>DAYA, DAN FAKTOR DAYA</w:t>
       </w:r>
     </w:p>
     <w:p>
@@ -7180,7 +7186,9 @@
           <w:color w:val="1F3864"/>
           <w:sz w:val="28"/>
         </w:rPr>
-        <w:t>MENGAPA TRANSMISI MEMAKAI TEGANGAN TINGGI?</w:t>
+        <w:t>MENGAPA TRANSMISI</w:t>
+        <w:br/>
+        <w:t>MEMAKAI TEGANGAN TINGGI?</w:t>
       </w:r>
     </w:p>
     <w:p>
@@ -8877,7 +8885,9 @@
           <w:color w:val="1F3864"/>
           <w:sz w:val="28"/>
         </w:rPr>
-        <w:t>PEMBANGKIT, GENERATOR SINKRON, DAN FREKUENSI</w:t>
+        <w:t>PEMBANGKIT, GENERATOR SINKRON,</w:t>
+        <w:br/>
+        <w:t>DAN FREKUENSI</w:t>
       </w:r>
     </w:p>
     <w:p>
@@ -10376,7 +10386,9 @@
           <w:color w:val="1F3864"/>
           <w:sz w:val="28"/>
         </w:rPr>
-        <w:t>KURVA BEBAN, FAKTOR BEBAN, DAN FAKTOR KAPASITAS</w:t>
+        <w:t>KURVA BEBAN, FAKTOR BEBAN,</w:t>
+        <w:br/>
+        <w:t>DAN FAKTOR KAPASITAS</w:t>
       </w:r>
     </w:p>
     <w:p>
@@ -11965,7 +11977,9 @@
           <w:color w:val="1F3864"/>
           <w:sz w:val="28"/>
         </w:rPr>
-        <w:t>ANIMASI INTERAKTIF SISTEM TENAGA LISTRIK</w:t>
+        <w:t>ANIMASI INTERAKTIF</w:t>
+        <w:br/>
+        <w:t>SISTEM TENAGA LISTRIK</w:t>
       </w:r>
     </w:p>
     <w:p>
@@ -11996,7 +12010,102 @@
           <w:color w:val="2E4A7A"/>
           <w:sz w:val="24"/>
         </w:rPr>
-        <w:t>Animasi 1 — Aliran Energi dari Bahan Bakar ke Konsumen ηtotal = ηp ηtrf ηt ηd</w:t>
+        <w:t>Animasi 1 — Aliran Energi dari Bahan Bakar ke Konsumen η</w:t>
+      </w:r>
+      <w:r>
+        <w:rPr>
+          <w:rFonts w:ascii="Arial" w:hAnsi="Arial" w:eastAsia="Arial" w:cs="Arial"/>
+          <w:b/>
+          <w:i w:val="0"/>
+          <w:color w:val="2E4A7A"/>
+          <w:sz w:val="24"/>
+          <w:vertAlign w:val="subscript"/>
+        </w:rPr>
+        <w:t>total</w:t>
+      </w:r>
+      <w:r>
+        <w:rPr>
+          <w:rFonts w:ascii="Arial" w:hAnsi="Arial" w:eastAsia="Arial" w:cs="Arial"/>
+          <w:b/>
+          <w:i w:val="0"/>
+          <w:color w:val="2E4A7A"/>
+          <w:sz w:val="24"/>
+        </w:rPr>
+        <w:t xml:space="preserve"> = η</w:t>
+      </w:r>
+      <w:r>
+        <w:rPr>
+          <w:rFonts w:ascii="Arial" w:hAnsi="Arial" w:eastAsia="Arial" w:cs="Arial"/>
+          <w:b/>
+          <w:i w:val="0"/>
+          <w:color w:val="2E4A7A"/>
+          <w:sz w:val="24"/>
+          <w:vertAlign w:val="subscript"/>
+        </w:rPr>
+        <w:t>p</w:t>
+      </w:r>
+      <w:r>
+        <w:rPr>
+          <w:rFonts w:ascii="Arial" w:hAnsi="Arial" w:eastAsia="Arial" w:cs="Arial"/>
+          <w:b/>
+          <w:i w:val="0"/>
+          <w:color w:val="2E4A7A"/>
+          <w:sz w:val="24"/>
+        </w:rPr>
+        <w:t xml:space="preserve"> η</w:t>
+      </w:r>
+      <w:r>
+        <w:rPr>
+          <w:rFonts w:ascii="Arial" w:hAnsi="Arial" w:eastAsia="Arial" w:cs="Arial"/>
+          <w:b/>
+          <w:i w:val="0"/>
+          <w:color w:val="2E4A7A"/>
+          <w:sz w:val="24"/>
+          <w:vertAlign w:val="subscript"/>
+        </w:rPr>
+        <w:t>trf</w:t>
+      </w:r>
+      <w:r>
+        <w:rPr>
+          <w:rFonts w:ascii="Arial" w:hAnsi="Arial" w:eastAsia="Arial" w:cs="Arial"/>
+          <w:b/>
+          <w:i w:val="0"/>
+          <w:color w:val="2E4A7A"/>
+          <w:sz w:val="24"/>
+        </w:rPr>
+        <w:t xml:space="preserve"> η</w:t>
+      </w:r>
+      <w:r>
+        <w:rPr>
+          <w:rFonts w:ascii="Arial" w:hAnsi="Arial" w:eastAsia="Arial" w:cs="Arial"/>
+          <w:b/>
+          <w:i w:val="0"/>
+          <w:color w:val="2E4A7A"/>
+          <w:sz w:val="24"/>
+          <w:vertAlign w:val="subscript"/>
+        </w:rPr>
+        <w:t>t</w:t>
+      </w:r>
+      <w:r>
+        <w:rPr>
+          <w:rFonts w:ascii="Arial" w:hAnsi="Arial" w:eastAsia="Arial" w:cs="Arial"/>
+          <w:b/>
+          <w:i w:val="0"/>
+          <w:color w:val="2E4A7A"/>
+          <w:sz w:val="24"/>
+        </w:rPr>
+        <w:t xml:space="preserve"> η</w:t>
+      </w:r>
+      <w:r>
+        <w:rPr>
+          <w:rFonts w:ascii="Arial" w:hAnsi="Arial" w:eastAsia="Arial" w:cs="Arial"/>
+          <w:b/>
+          <w:i w:val="0"/>
+          <w:color w:val="2E4A7A"/>
+          <w:sz w:val="24"/>
+          <w:vertAlign w:val="subscript"/>
+        </w:rPr>
+        <w:t>d</w:t>
       </w:r>
     </w:p>
     <w:p>
@@ -12086,7 +12195,102 @@
           <w:color w:val="2E4A7A"/>
           <w:sz w:val="24"/>
         </w:rPr>
-        <w:t>Animasi 2 — Rugi Saluran terhadap Tegangan Prugi = P2R/(VL2 cos 2φ)</w:t>
+        <w:t>Animasi 2 — Rugi Saluran terhadap Tegangan P</w:t>
+      </w:r>
+      <w:r>
+        <w:rPr>
+          <w:rFonts w:ascii="Arial" w:hAnsi="Arial" w:eastAsia="Arial" w:cs="Arial"/>
+          <w:b/>
+          <w:i w:val="0"/>
+          <w:color w:val="2E4A7A"/>
+          <w:sz w:val="24"/>
+          <w:vertAlign w:val="subscript"/>
+        </w:rPr>
+        <w:t>rugi</w:t>
+      </w:r>
+      <w:r>
+        <w:rPr>
+          <w:rFonts w:ascii="Arial" w:hAnsi="Arial" w:eastAsia="Arial" w:cs="Arial"/>
+          <w:b/>
+          <w:i w:val="0"/>
+          <w:color w:val="2E4A7A"/>
+          <w:sz w:val="24"/>
+        </w:rPr>
+        <w:t xml:space="preserve"> = P</w:t>
+      </w:r>
+      <w:r>
+        <w:rPr>
+          <w:rFonts w:ascii="Arial" w:hAnsi="Arial" w:eastAsia="Arial" w:cs="Arial"/>
+          <w:b/>
+          <w:i w:val="0"/>
+          <w:color w:val="2E4A7A"/>
+          <w:sz w:val="24"/>
+          <w:vertAlign w:val="superscript"/>
+        </w:rPr>
+        <w:t>2</w:t>
+      </w:r>
+      <w:r>
+        <w:rPr>
+          <w:rFonts w:ascii="Arial" w:hAnsi="Arial" w:eastAsia="Arial" w:cs="Arial"/>
+          <w:b/>
+          <w:i w:val="0"/>
+          <w:color w:val="2E4A7A"/>
+          <w:sz w:val="24"/>
+        </w:rPr>
+        <w:t>R/(V</w:t>
+      </w:r>
+      <w:r>
+        <w:rPr>
+          <w:rFonts w:ascii="Arial" w:hAnsi="Arial" w:eastAsia="Arial" w:cs="Arial"/>
+          <w:b/>
+          <w:i w:val="0"/>
+          <w:color w:val="2E4A7A"/>
+          <w:sz w:val="24"/>
+          <w:vertAlign w:val="subscript"/>
+        </w:rPr>
+        <w:t>L</w:t>
+      </w:r>
+      <w:r>
+        <w:rPr>
+          <w:rFonts w:ascii="Arial" w:hAnsi="Arial" w:eastAsia="Arial" w:cs="Arial"/>
+          <w:b/>
+          <w:i w:val="0"/>
+          <w:color w:val="2E4A7A"/>
+          <w:sz w:val="24"/>
+          <w:vertAlign w:val="superscript"/>
+        </w:rPr>
+        <w:t>2</w:t>
+      </w:r>
+      <w:r>
+        <w:rPr>
+          <w:rFonts w:ascii="Arial" w:hAnsi="Arial" w:eastAsia="Arial" w:cs="Arial"/>
+          <w:b/>
+          <w:i w:val="0"/>
+          <w:color w:val="2E4A7A"/>
+          <w:sz w:val="24"/>
+        </w:rPr>
+        <w:t xml:space="preserve"> cos </w:t>
+      </w:r>
+      <w:r>
+        <w:rPr>
+          <w:rFonts w:ascii="Arial" w:hAnsi="Arial" w:eastAsia="Arial" w:cs="Arial"/>
+          <w:b/>
+          <w:i w:val="0"/>
+          <w:color w:val="2E4A7A"/>
+          <w:sz w:val="24"/>
+          <w:vertAlign w:val="superscript"/>
+        </w:rPr>
+        <w:t>2</w:t>
+      </w:r>
+      <w:r>
+        <w:rPr>
+          <w:rFonts w:ascii="Arial" w:hAnsi="Arial" w:eastAsia="Arial" w:cs="Arial"/>
+          <w:b/>
+          <w:i w:val="0"/>
+          <w:color w:val="2E4A7A"/>
+          <w:sz w:val="24"/>
+        </w:rPr>
+        <w:t>φ)</w:t>
       </w:r>
     </w:p>
     <w:p>
@@ -12195,7 +12399,70 @@
           <w:color w:val="2E4A7A"/>
           <w:sz w:val="24"/>
         </w:rPr>
-        <w:t>Animasi 3 — Tegangan Tiga Fasa Seimbang dan Fasornya vR + vS + vT = 0</w:t>
+        <w:t>Animasi 3 — Tegangan Tiga Fasa Seimbang dan Fasornya v</w:t>
+      </w:r>
+      <w:r>
+        <w:rPr>
+          <w:rFonts w:ascii="Arial" w:hAnsi="Arial" w:eastAsia="Arial" w:cs="Arial"/>
+          <w:b/>
+          <w:i w:val="0"/>
+          <w:color w:val="2E4A7A"/>
+          <w:sz w:val="24"/>
+          <w:vertAlign w:val="subscript"/>
+        </w:rPr>
+        <w:t>R</w:t>
+      </w:r>
+      <w:r>
+        <w:rPr>
+          <w:rFonts w:ascii="Arial" w:hAnsi="Arial" w:eastAsia="Arial" w:cs="Arial"/>
+          <w:b/>
+          <w:i w:val="0"/>
+          <w:color w:val="2E4A7A"/>
+          <w:sz w:val="24"/>
+        </w:rPr>
+        <w:t xml:space="preserve"> + v</w:t>
+      </w:r>
+      <w:r>
+        <w:rPr>
+          <w:rFonts w:ascii="Arial" w:hAnsi="Arial" w:eastAsia="Arial" w:cs="Arial"/>
+          <w:b/>
+          <w:i w:val="0"/>
+          <w:color w:val="2E4A7A"/>
+          <w:sz w:val="24"/>
+          <w:vertAlign w:val="subscript"/>
+        </w:rPr>
+        <w:t>S</w:t>
+      </w:r>
+      <w:r>
+        <w:rPr>
+          <w:rFonts w:ascii="Arial" w:hAnsi="Arial" w:eastAsia="Arial" w:cs="Arial"/>
+          <w:b/>
+          <w:i w:val="0"/>
+          <w:color w:val="2E4A7A"/>
+          <w:sz w:val="24"/>
+        </w:rPr>
+        <w:t xml:space="preserve"> + v</w:t>
+      </w:r>
+      <w:r>
+        <w:rPr>
+          <w:rFonts w:ascii="Arial" w:hAnsi="Arial" w:eastAsia="Arial" w:cs="Arial"/>
+          <w:b/>
+          <w:i w:val="0"/>
+          <w:color w:val="2E4A7A"/>
+          <w:sz w:val="24"/>
+          <w:vertAlign w:val="subscript"/>
+        </w:rPr>
+        <w:t>T</w:t>
+      </w:r>
+      <w:r>
+        <w:rPr>
+          <w:rFonts w:ascii="Arial" w:hAnsi="Arial" w:eastAsia="Arial" w:cs="Arial"/>
+          <w:b/>
+          <w:i w:val="0"/>
+          <w:color w:val="2E4A7A"/>
+          <w:sz w:val="24"/>
+        </w:rPr>
+        <w:t xml:space="preserve"> = 0</w:t>
       </w:r>
     </w:p>
     <w:p>
@@ -12285,7 +12552,39 @@
           <w:color w:val="2E4A7A"/>
           <w:sz w:val="24"/>
         </w:rPr>
-        <w:t>Animasi 4 — Kurva Beban Harian, Faktor Beban, dan Cadangan LF = Prata/Ppuncak</w:t>
+        <w:t>Animasi 4 — Kurva Beban Harian, Faktor Beban, dan Cadangan LF = P</w:t>
+      </w:r>
+      <w:r>
+        <w:rPr>
+          <w:rFonts w:ascii="Arial" w:hAnsi="Arial" w:eastAsia="Arial" w:cs="Arial"/>
+          <w:b/>
+          <w:i w:val="0"/>
+          <w:color w:val="2E4A7A"/>
+          <w:sz w:val="24"/>
+          <w:vertAlign w:val="subscript"/>
+        </w:rPr>
+        <w:t>rata</w:t>
+      </w:r>
+      <w:r>
+        <w:rPr>
+          <w:rFonts w:ascii="Arial" w:hAnsi="Arial" w:eastAsia="Arial" w:cs="Arial"/>
+          <w:b/>
+          <w:i w:val="0"/>
+          <w:color w:val="2E4A7A"/>
+          <w:sz w:val="24"/>
+        </w:rPr>
+        <w:t>/P</w:t>
+      </w:r>
+      <w:r>
+        <w:rPr>
+          <w:rFonts w:ascii="Arial" w:hAnsi="Arial" w:eastAsia="Arial" w:cs="Arial"/>
+          <w:b/>
+          <w:i w:val="0"/>
+          <w:color w:val="2E4A7A"/>
+          <w:sz w:val="24"/>
+          <w:vertAlign w:val="subscript"/>
+        </w:rPr>
+        <w:t>puncak</w:t>
       </w:r>
     </w:p>
     <w:p>
@@ -12494,7 +12793,9 @@
           <w:color w:val="1F3864"/>
           <w:sz w:val="28"/>
         </w:rPr>
-        <w:t>SISTEM TENAGA LISTRIK INDONESIA DAN ARAH PERKEMBANGANNYA</w:t>
+        <w:t>SISTEM TENAGA LISTRIK INDONESIA</w:t>
+        <w:br/>
+        <w:t>DAN ARAH PERKEMBANGANNYA</w:t>
       </w:r>
     </w:p>
     <w:p>
@@ -13141,7 +13442,9 @@
           <w:color w:val="1F3864"/>
           <w:sz w:val="28"/>
         </w:rPr>
-        <w:t>IMPLEMENTASI PYTHON DI JUPYTER NOTEBOOK</w:t>
+        <w:t>IMPLEMENTASI PYTHON</w:t>
+        <w:br/>
+        <w:t>DI JUPYTER NOTEBOOK</w:t>
       </w:r>
     </w:p>
     <w:p>
@@ -14555,7 +14858,26 @@
           <w:i w:val="0"/>
           <w:sz w:val="21"/>
         </w:rPr>
-        <w:t>(C) Agar arus saluran kecil sehingga rugi I2R turun</w:t>
+        <w:t>(C) Agar arus saluran kecil sehingga rugi I</w:t>
+      </w:r>
+      <w:r>
+        <w:rPr>
+          <w:rFonts w:ascii="Arial" w:hAnsi="Arial" w:eastAsia="Arial" w:cs="Arial"/>
+          <w:b w:val="0"/>
+          <w:i w:val="0"/>
+          <w:sz w:val="21"/>
+          <w:vertAlign w:val="superscript"/>
+        </w:rPr>
+        <w:t>2</w:t>
+      </w:r>
+      <w:r>
+        <w:rPr>
+          <w:rFonts w:ascii="Arial" w:hAnsi="Arial" w:eastAsia="Arial" w:cs="Arial"/>
+          <w:b w:val="0"/>
+          <w:i w:val="0"/>
+          <w:sz w:val="21"/>
+        </w:rPr>
+        <w:t>R turun</w:t>
       </w:r>
     </w:p>
     <w:p>
@@ -15061,7 +15383,45 @@
           <w:i w:val="0"/>
           <w:sz w:val="21"/>
         </w:rPr>
-        <w:t>(A) P = VL IL cos φ</w:t>
+        <w:t>(A) P = V</w:t>
+      </w:r>
+      <w:r>
+        <w:rPr>
+          <w:rFonts w:ascii="Arial" w:hAnsi="Arial" w:eastAsia="Arial" w:cs="Arial"/>
+          <w:b w:val="0"/>
+          <w:i w:val="0"/>
+          <w:sz w:val="21"/>
+          <w:vertAlign w:val="subscript"/>
+        </w:rPr>
+        <w:t>L</w:t>
+      </w:r>
+      <w:r>
+        <w:rPr>
+          <w:rFonts w:ascii="Arial" w:hAnsi="Arial" w:eastAsia="Arial" w:cs="Arial"/>
+          <w:b w:val="0"/>
+          <w:i w:val="0"/>
+          <w:sz w:val="21"/>
+        </w:rPr>
+        <w:t xml:space="preserve"> I</w:t>
+      </w:r>
+      <w:r>
+        <w:rPr>
+          <w:rFonts w:ascii="Arial" w:hAnsi="Arial" w:eastAsia="Arial" w:cs="Arial"/>
+          <w:b w:val="0"/>
+          <w:i w:val="0"/>
+          <w:sz w:val="21"/>
+          <w:vertAlign w:val="subscript"/>
+        </w:rPr>
+        <w:t>L</w:t>
+      </w:r>
+      <w:r>
+        <w:rPr>
+          <w:rFonts w:ascii="Arial" w:hAnsi="Arial" w:eastAsia="Arial" w:cs="Arial"/>
+          <w:b w:val="0"/>
+          <w:i w:val="0"/>
+          <w:sz w:val="21"/>
+        </w:rPr>
+        <w:t xml:space="preserve"> cos φ</w:t>
       </w:r>
     </w:p>
     <w:p>
@@ -15085,7 +15445,45 @@
           <w:i w:val="0"/>
           <w:sz w:val="21"/>
         </w:rPr>
-        <w:t>(B) P = √3 VL IL cos φ</w:t>
+        <w:t>(B) P = √3 V</w:t>
+      </w:r>
+      <w:r>
+        <w:rPr>
+          <w:rFonts w:ascii="Arial" w:hAnsi="Arial" w:eastAsia="Arial" w:cs="Arial"/>
+          <w:b w:val="0"/>
+          <w:i w:val="0"/>
+          <w:sz w:val="21"/>
+          <w:vertAlign w:val="subscript"/>
+        </w:rPr>
+        <w:t>L</w:t>
+      </w:r>
+      <w:r>
+        <w:rPr>
+          <w:rFonts w:ascii="Arial" w:hAnsi="Arial" w:eastAsia="Arial" w:cs="Arial"/>
+          <w:b w:val="0"/>
+          <w:i w:val="0"/>
+          <w:sz w:val="21"/>
+        </w:rPr>
+        <w:t xml:space="preserve"> I</w:t>
+      </w:r>
+      <w:r>
+        <w:rPr>
+          <w:rFonts w:ascii="Arial" w:hAnsi="Arial" w:eastAsia="Arial" w:cs="Arial"/>
+          <w:b w:val="0"/>
+          <w:i w:val="0"/>
+          <w:sz w:val="21"/>
+          <w:vertAlign w:val="subscript"/>
+        </w:rPr>
+        <w:t>L</w:t>
+      </w:r>
+      <w:r>
+        <w:rPr>
+          <w:rFonts w:ascii="Arial" w:hAnsi="Arial" w:eastAsia="Arial" w:cs="Arial"/>
+          <w:b w:val="0"/>
+          <w:i w:val="0"/>
+          <w:sz w:val="21"/>
+        </w:rPr>
+        <w:t xml:space="preserve"> cos φ</w:t>
       </w:r>
     </w:p>
     <w:p>
@@ -15109,7 +15507,36 @@
           <w:i w:val="0"/>
           <w:sz w:val="21"/>
         </w:rPr>
-        <w:t>(C) P = 3 VL IL</w:t>
+        <w:t>(C) P = 3 V</w:t>
+      </w:r>
+      <w:r>
+        <w:rPr>
+          <w:rFonts w:ascii="Arial" w:hAnsi="Arial" w:eastAsia="Arial" w:cs="Arial"/>
+          <w:b w:val="0"/>
+          <w:i w:val="0"/>
+          <w:sz w:val="21"/>
+          <w:vertAlign w:val="subscript"/>
+        </w:rPr>
+        <w:t>L</w:t>
+      </w:r>
+      <w:r>
+        <w:rPr>
+          <w:rFonts w:ascii="Arial" w:hAnsi="Arial" w:eastAsia="Arial" w:cs="Arial"/>
+          <w:b w:val="0"/>
+          <w:i w:val="0"/>
+          <w:sz w:val="21"/>
+        </w:rPr>
+        <w:t xml:space="preserve"> I</w:t>
+      </w:r>
+      <w:r>
+        <w:rPr>
+          <w:rFonts w:ascii="Arial" w:hAnsi="Arial" w:eastAsia="Arial" w:cs="Arial"/>
+          <w:b w:val="0"/>
+          <w:i w:val="0"/>
+          <w:sz w:val="21"/>
+          <w:vertAlign w:val="subscript"/>
+        </w:rPr>
+        <w:t>L</w:t>
       </w:r>
     </w:p>
     <w:p>
@@ -15133,7 +15560,45 @@
           <w:i w:val="0"/>
           <w:sz w:val="21"/>
         </w:rPr>
-        <w:t>(D) P = √3 VL IL sin φ</w:t>
+        <w:t>(D) P = √3 V</w:t>
+      </w:r>
+      <w:r>
+        <w:rPr>
+          <w:rFonts w:ascii="Arial" w:hAnsi="Arial" w:eastAsia="Arial" w:cs="Arial"/>
+          <w:b w:val="0"/>
+          <w:i w:val="0"/>
+          <w:sz w:val="21"/>
+          <w:vertAlign w:val="subscript"/>
+        </w:rPr>
+        <w:t>L</w:t>
+      </w:r>
+      <w:r>
+        <w:rPr>
+          <w:rFonts w:ascii="Arial" w:hAnsi="Arial" w:eastAsia="Arial" w:cs="Arial"/>
+          <w:b w:val="0"/>
+          <w:i w:val="0"/>
+          <w:sz w:val="21"/>
+        </w:rPr>
+        <w:t xml:space="preserve"> I</w:t>
+      </w:r>
+      <w:r>
+        <w:rPr>
+          <w:rFonts w:ascii="Arial" w:hAnsi="Arial" w:eastAsia="Arial" w:cs="Arial"/>
+          <w:b w:val="0"/>
+          <w:i w:val="0"/>
+          <w:sz w:val="21"/>
+          <w:vertAlign w:val="subscript"/>
+        </w:rPr>
+        <w:t>L</w:t>
+      </w:r>
+      <w:r>
+        <w:rPr>
+          <w:rFonts w:ascii="Arial" w:hAnsi="Arial" w:eastAsia="Arial" w:cs="Arial"/>
+          <w:b w:val="0"/>
+          <w:i w:val="0"/>
+          <w:sz w:val="21"/>
+        </w:rPr>
+        <w:t xml:space="preserve"> sin φ</w:t>
       </w:r>
     </w:p>
     <w:p>
